--- a/Отчет.docx
+++ b/Отчет.docx
@@ -5,7 +5,7 @@
     <w:p>
       <w:pPr>
         <w:spacing w:after="240"/>
-        <w:ind w:left="-1418" w:right="-711"/>
+        <w:ind w:right="-711"/>
         <w:jc w:val="both"/>
         <w:rPr>
           <w:rFonts w:ascii="Times New Roman" w:hAnsi="Times New Roman" w:cs="Times New Roman"/>
@@ -14,6 +14,7 @@
       <w:r>
         <w:rPr>
           <w:rFonts w:ascii="Times New Roman" w:hAnsi="Times New Roman" w:cs="Times New Roman"/>
+          <w:noProof/>
         </w:rPr>
         <w:drawing>
           <wp:anchor distT="0" distB="0" distL="114300" distR="114300" simplePos="0" relativeHeight="251658240" behindDoc="0" locked="0" layoutInCell="1" allowOverlap="1" wp14:anchorId="6FFFA306" wp14:editId="0227889C">
@@ -201,23 +202,7 @@
           <w:sz w:val="44"/>
           <w:szCs w:val="44"/>
         </w:rPr>
-        <w:t>Движение спутника в атмосфере планеты при</w:t>
-      </w:r>
-      <w:r>
-        <w:rPr>
-          <w:rFonts w:ascii="Times New Roman" w:hAnsi="Times New Roman" w:cs="Times New Roman"/>
-          <w:sz w:val="44"/>
-          <w:szCs w:val="44"/>
-        </w:rPr>
-        <w:t xml:space="preserve"> </w:t>
-      </w:r>
-      <w:r>
-        <w:rPr>
-          <w:rFonts w:ascii="Times New Roman" w:hAnsi="Times New Roman" w:cs="Times New Roman"/>
-          <w:sz w:val="44"/>
-          <w:szCs w:val="44"/>
-        </w:rPr>
-        <w:t>заданном распределении плотности воздуха.</w:t>
+        <w:t>Движение спутника в атмосфере планеты при заданном распределении плотности воздуха.</w:t>
       </w:r>
     </w:p>
     <w:p>
@@ -290,7 +275,13 @@
         <w:rPr>
           <w:rFonts w:ascii="Times New Roman" w:hAnsi="Times New Roman" w:cs="Times New Roman"/>
         </w:rPr>
-        <w:t xml:space="preserve">00 км) движется не в абсолютном вакууме. Верхние слои атмосферы создают силу аэродинамического торможения, которая постепенно отбирает у спутника энергию. Орбита медленно сжимается: с каждым витком радиус уменьшается, спутник опускается ниже, где атмосфера плотнее, торможение усиливается </w:t>
+        <w:t>00 км) движется не в абсолютном вакууме. Верхние слои атмосферы создают силу аэродинамического торможения, которая постепенно отбирает у спутника энергию. Орбита медленно сжимается: с каждым витком радиус уменьшается, спутник опускается ниже, где атмосфера плотнее, торможение усиливается</w:t>
+      </w:r>
+      <w:r>
+        <w:rPr>
+          <w:rFonts w:ascii="Times New Roman" w:hAnsi="Times New Roman" w:cs="Times New Roman"/>
+        </w:rPr>
+        <w:t xml:space="preserve">, скорость растет </w:t>
       </w:r>
       <w:r>
         <w:rPr>
@@ -1458,7 +1449,19 @@
           <w:rPr>
             <w:rFonts w:ascii="Cambria Math" w:hAnsi="Cambria Math" w:cs="Times New Roman"/>
           </w:rPr>
-          <m:t>-1≈5,84</m:t>
+          <m:t>≈</m:t>
+        </m:r>
+        <m:r>
+          <w:rPr>
+            <w:rFonts w:ascii="Cambria Math" w:hAnsi="Cambria Math" w:cs="Times New Roman"/>
+          </w:rPr>
+          <m:t>6</m:t>
+        </m:r>
+        <m:r>
+          <w:rPr>
+            <w:rFonts w:ascii="Cambria Math" w:hAnsi="Cambria Math" w:cs="Times New Roman"/>
+          </w:rPr>
+          <m:t>,84</m:t>
         </m:r>
       </m:oMath>
       <w:r>
@@ -2371,7 +2374,6 @@
         <w:spacing w:after="120" w:line="276" w:lineRule="auto"/>
         <w:rPr>
           <w:rFonts w:ascii="Times New Roman" w:hAnsi="Times New Roman" w:cs="Times New Roman"/>
-          <w:lang w:val="en-US"/>
         </w:rPr>
       </w:pPr>
       <w:r>
@@ -2434,7 +2436,7 @@
           <w:rFonts w:ascii="Times New Roman" w:hAnsi="Times New Roman" w:cs="Times New Roman"/>
           <w:lang w:val="en-US"/>
         </w:rPr>
-        <w:t>S</w:t>
+        <w:t>R</w:t>
       </w:r>
       <w:r>
         <w:rPr>
@@ -2535,7 +2537,7 @@
             <w:rFonts w:ascii="Cambria Math" w:hAnsi="Cambria Math" w:cs="Times New Roman"/>
             <w:lang w:val="en-US"/>
           </w:rPr>
-          <m:t>S</m:t>
+          <m:t>R</m:t>
         </m:r>
       </m:oMath>
       <w:r>
@@ -2547,22 +2549,40 @@
       <w:r>
         <w:rPr>
           <w:rFonts w:ascii="Times New Roman" w:hAnsi="Times New Roman" w:cs="Times New Roman"/>
+        </w:rPr>
+        <w:t xml:space="preserve"> </w:t>
+      </w:r>
+      <w:r>
+        <w:rPr>
+          <w:rFonts w:ascii="Times New Roman" w:hAnsi="Times New Roman" w:cs="Times New Roman"/>
+        </w:rPr>
+        <w:t>Δ</w:t>
+      </w:r>
+      <w:r>
+        <w:rPr>
+          <w:rFonts w:ascii="Times New Roman" w:hAnsi="Times New Roman" w:cs="Times New Roman"/>
           <w:lang w:val="en-US"/>
         </w:rPr>
-        <w:t xml:space="preserve"> </w:t>
-      </w:r>
-      <w:r>
-        <w:rPr>
-          <w:rFonts w:ascii="Times New Roman" w:hAnsi="Times New Roman" w:cs="Times New Roman"/>
-        </w:rPr>
-        <w:t>Δ</w:t>
+        <w:t>E</w:t>
+      </w:r>
+      <w:r>
+        <w:rPr>
+          <w:rFonts w:ascii="Times New Roman" w:hAnsi="Times New Roman" w:cs="Times New Roman"/>
+        </w:rPr>
+        <w:t xml:space="preserve"> = </w:t>
       </w:r>
       <w:r>
         <w:rPr>
           <w:rFonts w:ascii="Times New Roman" w:hAnsi="Times New Roman" w:cs="Times New Roman"/>
           <w:lang w:val="en-US"/>
         </w:rPr>
-        <w:t>E = W:</w:t>
+        <w:t>W</w:t>
+      </w:r>
+      <w:r>
+        <w:rPr>
+          <w:rFonts w:ascii="Times New Roman" w:hAnsi="Times New Roman" w:cs="Times New Roman"/>
+        </w:rPr>
+        <w:t>:</w:t>
       </w:r>
     </w:p>
     <w:p>
@@ -2579,7 +2599,13 @@
             <w:rPr>
               <w:rFonts w:ascii="Cambria Math" w:hAnsi="Cambria Math" w:cs="Times New Roman"/>
             </w:rPr>
-            <m:t>∆S</m:t>
+            <m:t>∆</m:t>
+          </m:r>
+          <m:r>
+            <w:rPr>
+              <w:rFonts w:ascii="Cambria Math" w:hAnsi="Cambria Math" w:cs="Times New Roman"/>
+            </w:rPr>
+            <m:t>R</m:t>
           </m:r>
           <m:r>
             <w:rPr>
@@ -2640,7 +2666,7 @@
                   <w:rFonts w:ascii="Cambria Math" w:hAnsi="Cambria Math" w:cs="Times New Roman"/>
                   <w:lang w:val="en-US"/>
                 </w:rPr>
-                <m:t>S</m:t>
+                <m:t>R</m:t>
               </m:r>
             </m:e>
           </m:d>
@@ -4731,6 +4757,15 @@
                 <w:rFonts w:ascii="Cambria Math" w:hAnsi="Cambria Math" w:cs="Times New Roman"/>
               </w:rPr>
               <m:t>-</m:t>
+            </m:r>
+            <m:r>
+              <m:rPr>
+                <m:sty m:val="p"/>
+              </m:rPr>
+              <w:rPr>
+                <w:rFonts w:ascii="Cambria Math" w:hAnsi="Cambria Math" w:cs="Times New Roman"/>
+              </w:rPr>
+              <m:t xml:space="preserve"> </m:t>
             </m:r>
             <m:f>
               <m:fPr>
@@ -4934,16 +4969,7 @@
           <w:rPr>
             <w:rFonts w:ascii="Cambria Math" w:hAnsi="Cambria Math" w:cs="Times New Roman"/>
           </w:rPr>
-          <m:t>=</m:t>
-        </m:r>
-        <m:r>
-          <m:rPr>
-            <m:sty m:val="p"/>
-          </m:rPr>
-          <w:rPr>
-            <w:rFonts w:ascii="Cambria Math" w:hAnsi="Cambria Math" w:cs="Times New Roman"/>
-          </w:rPr>
-          <m:t>-</m:t>
+          <m:t>=-</m:t>
         </m:r>
         <m:f>
           <m:fPr>
@@ -5881,6 +5907,35 @@
                 </w:rPr>
                 <m:t>d*S*</m:t>
               </m:r>
+              <m:sSub>
+                <m:sSubPr>
+                  <m:ctrlPr>
+                    <w:rPr>
+                      <w:rFonts w:ascii="Cambria Math" w:hAnsi="Cambria Math" w:cs="Times New Roman"/>
+                      <w:i/>
+                      <w:lang w:val="en-US"/>
+                    </w:rPr>
+                  </m:ctrlPr>
+                </m:sSubPr>
+                <m:e>
+                  <m:r>
+                    <w:rPr>
+                      <w:rFonts w:ascii="Cambria Math" w:hAnsi="Cambria Math" w:cs="Times New Roman"/>
+                      <w:lang w:val="en-US"/>
+                    </w:rPr>
+                    <m:t>ρ</m:t>
+                  </m:r>
+                </m:e>
+                <m:sub>
+                  <m:r>
+                    <w:rPr>
+                      <w:rFonts w:ascii="Cambria Math" w:hAnsi="Cambria Math" w:cs="Times New Roman"/>
+                      <w:lang w:val="en-US"/>
+                    </w:rPr>
+                    <m:t>0</m:t>
+                  </m:r>
+                </m:sub>
+              </m:sSub>
               <m:rad>
                 <m:radPr>
                   <m:degHide m:val="1"/>
@@ -9270,11 +9325,10 @@
           <w:noProof/>
           <w:lang w:val="en-US"/>
         </w:rPr>
-        <w:lastRenderedPageBreak/>
         <w:drawing>
-          <wp:inline distT="0" distB="0" distL="0" distR="0" wp14:anchorId="4ECFB040" wp14:editId="30DCC782">
-            <wp:extent cx="6119495" cy="5763260"/>
-            <wp:effectExtent l="0" t="0" r="0" b="8890"/>
+          <wp:inline distT="0" distB="0" distL="0" distR="0" wp14:anchorId="4ECFB040" wp14:editId="572EC06A">
+            <wp:extent cx="6187440" cy="2500806"/>
+            <wp:effectExtent l="0" t="0" r="3810" b="0"/>
             <wp:docPr id="422468642" name="Рисунок 1"/>
             <wp:cNvGraphicFramePr>
               <a:graphicFrameLocks xmlns:a="http://schemas.openxmlformats.org/drawingml/2006/main" noChangeAspect="1"/>
@@ -9286,20 +9340,29 @@
                     <pic:cNvPr id="422468642" name=""/>
                     <pic:cNvPicPr/>
                   </pic:nvPicPr>
-                  <pic:blipFill>
+                  <pic:blipFill rotWithShape="1">
                     <a:blip r:embed="rId8"/>
+                    <a:srcRect t="9785" r="34378" b="62053"/>
                     <a:stretch>
                       <a:fillRect/>
                     </a:stretch>
                   </pic:blipFill>
-                  <pic:spPr>
+                  <pic:spPr bwMode="auto">
                     <a:xfrm>
                       <a:off x="0" y="0"/>
-                      <a:ext cx="6119495" cy="5763260"/>
+                      <a:ext cx="6210857" cy="2510271"/>
                     </a:xfrm>
                     <a:prstGeom prst="rect">
                       <a:avLst/>
                     </a:prstGeom>
+                    <a:ln>
+                      <a:noFill/>
+                    </a:ln>
+                    <a:extLst>
+                      <a:ext uri="{53640926-AAD7-44D8-BBD7-CCE9431645EC}">
+                        <a14:shadowObscured xmlns:a14="http://schemas.microsoft.com/office/drawing/2010/main"/>
+                      </a:ext>
+                    </a:extLst>
                   </pic:spPr>
                 </pic:pic>
               </a:graphicData>
@@ -9337,6 +9400,7 @@
         <w:rPr>
           <w:rFonts w:ascii="Times New Roman" w:hAnsi="Times New Roman" w:cs="Times New Roman"/>
         </w:rPr>
+        <w:lastRenderedPageBreak/>
         <w:t xml:space="preserve">На графике наблюдается характерный двухфазный вид: долгий пологий участок при больших высотах и резкий «обрыв» в конце. Это прямое следствие экспоненциального закона атмосферы: при снижении орбиты плотность воздуха растёт, торможение усиливается </w:t>
       </w:r>
       <w:r>
@@ -9391,96 +9455,63 @@
     <w:p>
       <w:pPr>
         <w:spacing w:before="200" w:after="80"/>
-        <w:rPr>
-          <w:rFonts w:ascii="Times New Roman" w:hAnsi="Times New Roman" w:cs="Times New Roman"/>
-          <w:color w:val="000000" w:themeColor="text1"/>
-        </w:rPr>
-      </w:pPr>
-      <w:r>
         <w:rPr>
           <w:rFonts w:ascii="Times New Roman" w:hAnsi="Times New Roman" w:cs="Times New Roman"/>
           <w:b/>
           <w:bCs/>
           <w:color w:val="000000" w:themeColor="text1"/>
         </w:rPr>
-        <w:t>График (б): Орбитальная скорость</w:t>
-      </w:r>
-    </w:p>
-    <w:p>
-      <w:pPr>
-        <w:spacing w:after="120" w:line="276" w:lineRule="auto"/>
-        <w:ind w:firstLine="567"/>
-        <w:rPr>
-          <w:rFonts w:ascii="Times New Roman" w:hAnsi="Times New Roman" w:cs="Times New Roman"/>
-        </w:rPr>
-      </w:pPr>
-      <w:r>
-        <w:rPr>
-          <w:rFonts w:ascii="Times New Roman" w:hAnsi="Times New Roman" w:cs="Times New Roman"/>
-        </w:rPr>
-        <w:t xml:space="preserve">Скорость монотонно возрастает </w:t>
-      </w:r>
-      <w:r>
-        <w:rPr>
-          <w:rFonts w:ascii="Times New Roman" w:hAnsi="Times New Roman" w:cs="Times New Roman"/>
-        </w:rPr>
-        <w:t>–</w:t>
-      </w:r>
-      <w:r>
-        <w:rPr>
-          <w:rFonts w:ascii="Times New Roman" w:hAnsi="Times New Roman" w:cs="Times New Roman"/>
-        </w:rPr>
-        <w:t xml:space="preserve"> наглядная демонстрация парадокса орбитальной механики. При потере энергии спутник переходит на более низкую орбиту с большей первой космической скоростью: v</w:t>
-      </w:r>
-      <w:r>
-        <w:rPr>
-          <w:rFonts w:ascii="Times New Roman" w:hAnsi="Times New Roman" w:cs="Times New Roman"/>
-          <w:vertAlign w:val="subscript"/>
-        </w:rPr>
-        <w:t xml:space="preserve">с </w:t>
-      </w:r>
-      <w:r>
-        <w:rPr>
-          <w:rFonts w:ascii="Times New Roman" w:hAnsi="Times New Roman" w:cs="Times New Roman"/>
-        </w:rPr>
-        <w:t>(400 км) ≈ 7</w:t>
-      </w:r>
-      <w:r>
-        <w:rPr>
-          <w:rFonts w:ascii="Times New Roman" w:hAnsi="Times New Roman" w:cs="Times New Roman"/>
-        </w:rPr>
-        <w:t>,</w:t>
-      </w:r>
-      <w:r>
-        <w:rPr>
-          <w:rFonts w:ascii="Times New Roman" w:hAnsi="Times New Roman" w:cs="Times New Roman"/>
-        </w:rPr>
-        <w:t>67 км/с, v</w:t>
-      </w:r>
-      <w:r>
-        <w:rPr>
-          <w:rFonts w:ascii="Times New Roman" w:hAnsi="Times New Roman" w:cs="Times New Roman"/>
-          <w:vertAlign w:val="subscript"/>
-        </w:rPr>
-        <w:t>c</w:t>
-      </w:r>
-      <w:r>
-        <w:rPr>
-          <w:rFonts w:ascii="Times New Roman" w:hAnsi="Times New Roman" w:cs="Times New Roman"/>
-        </w:rPr>
-        <w:t>(200 км) ≈ 7</w:t>
-      </w:r>
-      <w:r>
-        <w:rPr>
-          <w:rFonts w:ascii="Times New Roman" w:hAnsi="Times New Roman" w:cs="Times New Roman"/>
-        </w:rPr>
-        <w:t>,</w:t>
-      </w:r>
-      <w:r>
-        <w:rPr>
-          <w:rFonts w:ascii="Times New Roman" w:hAnsi="Times New Roman" w:cs="Times New Roman"/>
-        </w:rPr>
-        <w:t>78 км/с.</w:t>
+      </w:pPr>
+      <w:r>
+        <w:rPr>
+          <w:rFonts w:ascii="Times New Roman" w:hAnsi="Times New Roman" w:cs="Times New Roman"/>
+          <w:noProof/>
+          <w:lang w:val="en-US"/>
+        </w:rPr>
+        <w:drawing>
+          <wp:inline distT="0" distB="0" distL="0" distR="0" wp14:anchorId="6A2CC4D7" wp14:editId="1CFB9F28">
+            <wp:extent cx="4762500" cy="4124823"/>
+            <wp:effectExtent l="0" t="0" r="0" b="9525"/>
+            <wp:docPr id="1541190416" name="Рисунок 1"/>
+            <wp:cNvGraphicFramePr>
+              <a:graphicFrameLocks xmlns:a="http://schemas.openxmlformats.org/drawingml/2006/main" noChangeAspect="1"/>
+            </wp:cNvGraphicFramePr>
+            <a:graphic xmlns:a="http://schemas.openxmlformats.org/drawingml/2006/main">
+              <a:graphicData uri="http://schemas.openxmlformats.org/drawingml/2006/picture">
+                <pic:pic xmlns:pic="http://schemas.openxmlformats.org/drawingml/2006/picture">
+                  <pic:nvPicPr>
+                    <pic:cNvPr id="422468642" name=""/>
+                    <pic:cNvPicPr/>
+                  </pic:nvPicPr>
+                  <pic:blipFill rotWithShape="1">
+                    <a:blip r:embed="rId8"/>
+                    <a:srcRect l="69233" t="9520" b="62185"/>
+                    <a:stretch>
+                      <a:fillRect/>
+                    </a:stretch>
+                  </pic:blipFill>
+                  <pic:spPr bwMode="auto">
+                    <a:xfrm>
+                      <a:off x="0" y="0"/>
+                      <a:ext cx="4778223" cy="4138441"/>
+                    </a:xfrm>
+                    <a:prstGeom prst="rect">
+                      <a:avLst/>
+                    </a:prstGeom>
+                    <a:ln>
+                      <a:noFill/>
+                    </a:ln>
+                    <a:extLst>
+                      <a:ext uri="{53640926-AAD7-44D8-BBD7-CCE9431645EC}">
+                        <a14:shadowObscured xmlns:a14="http://schemas.microsoft.com/office/drawing/2010/main"/>
+                      </a:ext>
+                    </a:extLst>
+                  </pic:spPr>
+                </pic:pic>
+              </a:graphicData>
+            </a:graphic>
+          </wp:inline>
+        </w:drawing>
       </w:r>
     </w:p>
     <w:p>
@@ -9498,7 +9529,7 @@
           <w:bCs/>
           <w:color w:val="000000" w:themeColor="text1"/>
         </w:rPr>
-        <w:t>График (в): Профиль плотности атмосферы</w:t>
+        <w:t>График (б): Орбитальная скорость</w:t>
       </w:r>
     </w:p>
     <w:p>
@@ -9513,7 +9544,7 @@
         <w:rPr>
           <w:rFonts w:ascii="Times New Roman" w:hAnsi="Times New Roman" w:cs="Times New Roman"/>
         </w:rPr>
-        <w:t xml:space="preserve">Экспоненциальная модель точно воспроизводит табличные значения COESA-76 в рабочем диапазоне 300–400 км. Разница плотностей между 300 и 400 км </w:t>
+        <w:t xml:space="preserve">Скорость монотонно возрастает </w:t>
       </w:r>
       <w:r>
         <w:rPr>
@@ -9525,7 +9556,20 @@
         <w:rPr>
           <w:rFonts w:ascii="Times New Roman" w:hAnsi="Times New Roman" w:cs="Times New Roman"/>
         </w:rPr>
-        <w:t xml:space="preserve"> в 6</w:t>
+        <w:t xml:space="preserve"> наглядная демонстрация парадокса орбитальной механики. При потере энергии спутник переходит на более низкую орбиту с большей первой космической скоростью: v</w:t>
+      </w:r>
+      <w:r>
+        <w:rPr>
+          <w:rFonts w:ascii="Times New Roman" w:hAnsi="Times New Roman" w:cs="Times New Roman"/>
+          <w:vertAlign w:val="subscript"/>
+        </w:rPr>
+        <w:t xml:space="preserve">с </w:t>
+      </w:r>
+      <w:r>
+        <w:rPr>
+          <w:rFonts w:ascii="Times New Roman" w:hAnsi="Times New Roman" w:cs="Times New Roman"/>
+        </w:rPr>
+        <w:t>(400 км) ≈ 7</w:t>
       </w:r>
       <w:r>
         <w:rPr>
@@ -9537,74 +9581,43 @@
         <w:rPr>
           <w:rFonts w:ascii="Times New Roman" w:hAnsi="Times New Roman" w:cs="Times New Roman"/>
         </w:rPr>
-        <w:t>84 раза, что и определяет многократно более быстрое снижение на низких орбитах.</w:t>
+        <w:t>67 км/с, v</w:t>
+      </w:r>
+      <w:r>
+        <w:rPr>
+          <w:rFonts w:ascii="Times New Roman" w:hAnsi="Times New Roman" w:cs="Times New Roman"/>
+          <w:vertAlign w:val="subscript"/>
+        </w:rPr>
+        <w:t>c</w:t>
+      </w:r>
+      <w:r>
+        <w:rPr>
+          <w:rFonts w:ascii="Times New Roman" w:hAnsi="Times New Roman" w:cs="Times New Roman"/>
+        </w:rPr>
+        <w:t>(200 км) ≈ 7</w:t>
+      </w:r>
+      <w:r>
+        <w:rPr>
+          <w:rFonts w:ascii="Times New Roman" w:hAnsi="Times New Roman" w:cs="Times New Roman"/>
+        </w:rPr>
+        <w:t>,</w:t>
+      </w:r>
+      <w:r>
+        <w:rPr>
+          <w:rFonts w:ascii="Times New Roman" w:hAnsi="Times New Roman" w:cs="Times New Roman"/>
+        </w:rPr>
+        <w:t>78 км/с.</w:t>
       </w:r>
     </w:p>
     <w:p>
       <w:pPr>
         <w:spacing w:before="200" w:after="80"/>
-        <w:rPr>
-          <w:rFonts w:ascii="Times New Roman" w:hAnsi="Times New Roman" w:cs="Times New Roman"/>
-          <w:color w:val="000000" w:themeColor="text1"/>
-        </w:rPr>
-      </w:pPr>
-      <w:r>
         <w:rPr>
           <w:rFonts w:ascii="Times New Roman" w:hAnsi="Times New Roman" w:cs="Times New Roman"/>
           <w:b/>
           <w:bCs/>
           <w:color w:val="000000" w:themeColor="text1"/>
         </w:rPr>
-        <w:t>График (г): Скорость снижения за один виток</w:t>
-      </w:r>
-    </w:p>
-    <w:p>
-      <w:pPr>
-        <w:spacing w:after="120" w:line="276" w:lineRule="auto"/>
-        <w:ind w:firstLine="567"/>
-        <w:rPr>
-          <w:rFonts w:ascii="Times New Roman" w:hAnsi="Times New Roman" w:cs="Times New Roman"/>
-        </w:rPr>
-      </w:pPr>
-      <w:r>
-        <w:rPr>
-          <w:rFonts w:ascii="Times New Roman" w:hAnsi="Times New Roman" w:cs="Times New Roman"/>
-        </w:rPr>
-        <w:lastRenderedPageBreak/>
-        <w:t xml:space="preserve">В логарифмическом масштабе зависимость |Δa|(h) </w:t>
-      </w:r>
-      <w:r>
-        <w:rPr>
-          <w:rFonts w:ascii="Times New Roman" w:hAnsi="Times New Roman" w:cs="Times New Roman"/>
-        </w:rPr>
-        <w:t>–</w:t>
-      </w:r>
-      <w:r>
-        <w:rPr>
-          <w:rFonts w:ascii="Times New Roman" w:hAnsi="Times New Roman" w:cs="Times New Roman"/>
-        </w:rPr>
-        <w:t xml:space="preserve"> прямая линия: подтверждается экспоненциальный закон. На 400 км: |Δa| ≈ 8</w:t>
-      </w:r>
-      <w:r>
-        <w:rPr>
-          <w:rFonts w:ascii="Times New Roman" w:hAnsi="Times New Roman" w:cs="Times New Roman"/>
-        </w:rPr>
-        <w:t>,</w:t>
-      </w:r>
-      <w:r>
-        <w:rPr>
-          <w:rFonts w:ascii="Times New Roman" w:hAnsi="Times New Roman" w:cs="Times New Roman"/>
-        </w:rPr>
-        <w:t>9 м/виток; на 300 км: ≈ 59 м/виток; на 200 км: ≈ 391 м/виток. Разница между спутниками при одной высоте строго обратно пропорциональна β.</w:t>
-      </w:r>
-    </w:p>
-    <w:p>
-      <w:pPr>
-        <w:spacing w:before="200" w:after="80"/>
-        <w:rPr>
-          <w:rFonts w:ascii="Times New Roman" w:hAnsi="Times New Roman" w:cs="Times New Roman"/>
-          <w:color w:val="000000" w:themeColor="text1"/>
-        </w:rPr>
       </w:pPr>
       <w:r>
         <w:rPr>
@@ -9613,34 +9626,51 @@
           <w:bCs/>
           <w:color w:val="000000" w:themeColor="text1"/>
         </w:rPr>
-        <w:t>График (д): Сравнение аналитики и численной схемы</w:t>
-      </w:r>
-    </w:p>
-    <w:p>
-      <w:pPr>
-        <w:spacing w:after="120" w:line="276" w:lineRule="auto"/>
-        <w:ind w:firstLine="567"/>
-        <w:rPr>
-          <w:rFonts w:ascii="Times New Roman" w:hAnsi="Times New Roman" w:cs="Times New Roman"/>
-        </w:rPr>
-      </w:pPr>
-      <w:r>
-        <w:rPr>
-          <w:rFonts w:ascii="Times New Roman" w:hAnsi="Times New Roman" w:cs="Times New Roman"/>
-        </w:rPr>
-        <w:t>Аналитическая формула и разностная схема по виткам дают совпадающие результаты для всех трёх спутников с расхождением менее 0</w:t>
-      </w:r>
-      <w:r>
-        <w:rPr>
-          <w:rFonts w:ascii="Times New Roman" w:hAnsi="Times New Roman" w:cs="Times New Roman"/>
-        </w:rPr>
-        <w:t>,</w:t>
-      </w:r>
-      <w:r>
-        <w:rPr>
-          <w:rFonts w:ascii="Times New Roman" w:hAnsi="Times New Roman" w:cs="Times New Roman"/>
-        </w:rPr>
-        <w:t>1%. Это взаимно подтверждает корректность обоих методов.</w:t>
+        <w:lastRenderedPageBreak/>
+        <w:drawing>
+          <wp:inline distT="0" distB="0" distL="0" distR="0" wp14:anchorId="737688B3" wp14:editId="43A96D64">
+            <wp:extent cx="3916680" cy="3136465"/>
+            <wp:effectExtent l="0" t="0" r="7620" b="6985"/>
+            <wp:docPr id="1033959834" name="Рисунок 1"/>
+            <wp:cNvGraphicFramePr>
+              <a:graphicFrameLocks xmlns:a="http://schemas.openxmlformats.org/drawingml/2006/main" noChangeAspect="1"/>
+            </wp:cNvGraphicFramePr>
+            <a:graphic xmlns:a="http://schemas.openxmlformats.org/drawingml/2006/main">
+              <a:graphicData uri="http://schemas.openxmlformats.org/drawingml/2006/picture">
+                <pic:pic xmlns:pic="http://schemas.openxmlformats.org/drawingml/2006/picture">
+                  <pic:nvPicPr>
+                    <pic:cNvPr id="1033959834" name=""/>
+                    <pic:cNvPicPr/>
+                  </pic:nvPicPr>
+                  <pic:blipFill rotWithShape="1">
+                    <a:blip r:embed="rId9"/>
+                    <a:srcRect t="42441" r="68746" b="30983"/>
+                    <a:stretch>
+                      <a:fillRect/>
+                    </a:stretch>
+                  </pic:blipFill>
+                  <pic:spPr bwMode="auto">
+                    <a:xfrm>
+                      <a:off x="0" y="0"/>
+                      <a:ext cx="3943589" cy="3158013"/>
+                    </a:xfrm>
+                    <a:prstGeom prst="rect">
+                      <a:avLst/>
+                    </a:prstGeom>
+                    <a:ln>
+                      <a:noFill/>
+                    </a:ln>
+                    <a:extLst>
+                      <a:ext uri="{53640926-AAD7-44D8-BBD7-CCE9431645EC}">
+                        <a14:shadowObscured xmlns:a14="http://schemas.microsoft.com/office/drawing/2010/main"/>
+                      </a:ext>
+                    </a:extLst>
+                  </pic:spPr>
+                </pic:pic>
+              </a:graphicData>
+            </a:graphic>
+          </wp:inline>
+        </w:drawing>
       </w:r>
     </w:p>
     <w:p>
@@ -9658,7 +9688,7 @@
           <w:bCs/>
           <w:color w:val="000000" w:themeColor="text1"/>
         </w:rPr>
-        <w:t>График (е): Двумерная траектория</w:t>
+        <w:t>График (в): Профиль плотности атмосферы</w:t>
       </w:r>
     </w:p>
     <w:p>
@@ -9673,6 +9703,352 @@
         <w:rPr>
           <w:rFonts w:ascii="Times New Roman" w:hAnsi="Times New Roman" w:cs="Times New Roman"/>
         </w:rPr>
+        <w:t xml:space="preserve">Экспоненциальная модель точно воспроизводит табличные значения COESA-76 в рабочем диапазоне 300–400 км. Разница плотностей между 300 и 400 км </w:t>
+      </w:r>
+      <w:r>
+        <w:rPr>
+          <w:rFonts w:ascii="Times New Roman" w:hAnsi="Times New Roman" w:cs="Times New Roman"/>
+        </w:rPr>
+        <w:t>–</w:t>
+      </w:r>
+      <w:r>
+        <w:rPr>
+          <w:rFonts w:ascii="Times New Roman" w:hAnsi="Times New Roman" w:cs="Times New Roman"/>
+        </w:rPr>
+        <w:t xml:space="preserve"> в 6</w:t>
+      </w:r>
+      <w:r>
+        <w:rPr>
+          <w:rFonts w:ascii="Times New Roman" w:hAnsi="Times New Roman" w:cs="Times New Roman"/>
+        </w:rPr>
+        <w:t>,</w:t>
+      </w:r>
+      <w:r>
+        <w:rPr>
+          <w:rFonts w:ascii="Times New Roman" w:hAnsi="Times New Roman" w:cs="Times New Roman"/>
+        </w:rPr>
+        <w:t>84 раза, что и определяет многократно более быстрое снижение на низких орбитах.</w:t>
+      </w:r>
+    </w:p>
+    <w:p>
+      <w:pPr>
+        <w:spacing w:before="200" w:after="80"/>
+        <w:rPr>
+          <w:rFonts w:ascii="Times New Roman" w:hAnsi="Times New Roman" w:cs="Times New Roman"/>
+          <w:b/>
+          <w:bCs/>
+          <w:color w:val="000000" w:themeColor="text1"/>
+        </w:rPr>
+      </w:pPr>
+      <w:r>
+        <w:rPr>
+          <w:rFonts w:ascii="Times New Roman" w:hAnsi="Times New Roman" w:cs="Times New Roman"/>
+          <w:noProof/>
+          <w:lang w:val="en-US"/>
+        </w:rPr>
+        <w:drawing>
+          <wp:inline distT="0" distB="0" distL="0" distR="0" wp14:anchorId="0A24747D" wp14:editId="65DBBF33">
+            <wp:extent cx="3718560" cy="3263226"/>
+            <wp:effectExtent l="0" t="0" r="0" b="0"/>
+            <wp:docPr id="7190296" name="Рисунок 1"/>
+            <wp:cNvGraphicFramePr>
+              <a:graphicFrameLocks xmlns:a="http://schemas.openxmlformats.org/drawingml/2006/main" noChangeAspect="1"/>
+            </wp:cNvGraphicFramePr>
+            <a:graphic xmlns:a="http://schemas.openxmlformats.org/drawingml/2006/main">
+              <a:graphicData uri="http://schemas.openxmlformats.org/drawingml/2006/picture">
+                <pic:pic xmlns:pic="http://schemas.openxmlformats.org/drawingml/2006/picture">
+                  <pic:nvPicPr>
+                    <pic:cNvPr id="422468642" name=""/>
+                    <pic:cNvPicPr/>
+                  </pic:nvPicPr>
+                  <pic:blipFill rotWithShape="1">
+                    <a:blip r:embed="rId8"/>
+                    <a:srcRect l="35364" t="40062" r="34129" b="31512"/>
+                    <a:stretch>
+                      <a:fillRect/>
+                    </a:stretch>
+                  </pic:blipFill>
+                  <pic:spPr bwMode="auto">
+                    <a:xfrm>
+                      <a:off x="0" y="0"/>
+                      <a:ext cx="3723867" cy="3267883"/>
+                    </a:xfrm>
+                    <a:prstGeom prst="rect">
+                      <a:avLst/>
+                    </a:prstGeom>
+                    <a:ln>
+                      <a:noFill/>
+                    </a:ln>
+                    <a:extLst>
+                      <a:ext uri="{53640926-AAD7-44D8-BBD7-CCE9431645EC}">
+                        <a14:shadowObscured xmlns:a14="http://schemas.microsoft.com/office/drawing/2010/main"/>
+                      </a:ext>
+                    </a:extLst>
+                  </pic:spPr>
+                </pic:pic>
+              </a:graphicData>
+            </a:graphic>
+          </wp:inline>
+        </w:drawing>
+      </w:r>
+    </w:p>
+    <w:p>
+      <w:pPr>
+        <w:spacing w:before="200" w:after="80"/>
+        <w:rPr>
+          <w:rFonts w:ascii="Times New Roman" w:hAnsi="Times New Roman" w:cs="Times New Roman"/>
+          <w:color w:val="000000" w:themeColor="text1"/>
+        </w:rPr>
+      </w:pPr>
+      <w:r>
+        <w:rPr>
+          <w:rFonts w:ascii="Times New Roman" w:hAnsi="Times New Roman" w:cs="Times New Roman"/>
+          <w:b/>
+          <w:bCs/>
+          <w:color w:val="000000" w:themeColor="text1"/>
+        </w:rPr>
+        <w:t>График (г): Скорость снижения за один виток</w:t>
+      </w:r>
+    </w:p>
+    <w:p>
+      <w:pPr>
+        <w:spacing w:after="120" w:line="276" w:lineRule="auto"/>
+        <w:ind w:firstLine="567"/>
+        <w:rPr>
+          <w:rFonts w:ascii="Times New Roman" w:hAnsi="Times New Roman" w:cs="Times New Roman"/>
+        </w:rPr>
+      </w:pPr>
+      <w:r>
+        <w:rPr>
+          <w:rFonts w:ascii="Times New Roman" w:hAnsi="Times New Roman" w:cs="Times New Roman"/>
+        </w:rPr>
+        <w:t xml:space="preserve">В логарифмическом масштабе зависимость |Δa|(h) </w:t>
+      </w:r>
+      <w:r>
+        <w:rPr>
+          <w:rFonts w:ascii="Times New Roman" w:hAnsi="Times New Roman" w:cs="Times New Roman"/>
+        </w:rPr>
+        <w:t>–</w:t>
+      </w:r>
+      <w:r>
+        <w:rPr>
+          <w:rFonts w:ascii="Times New Roman" w:hAnsi="Times New Roman" w:cs="Times New Roman"/>
+        </w:rPr>
+        <w:t xml:space="preserve"> прямая линия: подтверждается экспоненциальный закон. На 400 км: |Δa| ≈ 8</w:t>
+      </w:r>
+      <w:r>
+        <w:rPr>
+          <w:rFonts w:ascii="Times New Roman" w:hAnsi="Times New Roman" w:cs="Times New Roman"/>
+        </w:rPr>
+        <w:t>,</w:t>
+      </w:r>
+      <w:r>
+        <w:rPr>
+          <w:rFonts w:ascii="Times New Roman" w:hAnsi="Times New Roman" w:cs="Times New Roman"/>
+        </w:rPr>
+        <w:t>9 м/виток; на 300 км: ≈ 59 м/виток; на 200 км: ≈ 391 м/виток. Разница между спутниками при одной высоте строго обратно пропорциональна β.</w:t>
+      </w:r>
+    </w:p>
+    <w:p>
+      <w:pPr>
+        <w:spacing w:before="200" w:after="80"/>
+        <w:rPr>
+          <w:rFonts w:ascii="Times New Roman" w:hAnsi="Times New Roman" w:cs="Times New Roman"/>
+          <w:b/>
+          <w:bCs/>
+          <w:color w:val="000000" w:themeColor="text1"/>
+        </w:rPr>
+      </w:pPr>
+      <w:r>
+        <w:rPr>
+          <w:rFonts w:ascii="Times New Roman" w:hAnsi="Times New Roman" w:cs="Times New Roman"/>
+          <w:noProof/>
+          <w:lang w:val="en-US"/>
+        </w:rPr>
+        <w:lastRenderedPageBreak/>
+        <w:drawing>
+          <wp:inline distT="0" distB="0" distL="0" distR="0" wp14:anchorId="6DCCAAC4" wp14:editId="711C5EF5">
+            <wp:extent cx="4107180" cy="3558320"/>
+            <wp:effectExtent l="0" t="0" r="7620" b="4445"/>
+            <wp:docPr id="1579162714" name="Рисунок 1"/>
+            <wp:cNvGraphicFramePr>
+              <a:graphicFrameLocks xmlns:a="http://schemas.openxmlformats.org/drawingml/2006/main" noChangeAspect="1"/>
+            </wp:cNvGraphicFramePr>
+            <a:graphic xmlns:a="http://schemas.openxmlformats.org/drawingml/2006/main">
+              <a:graphicData uri="http://schemas.openxmlformats.org/drawingml/2006/picture">
+                <pic:pic xmlns:pic="http://schemas.openxmlformats.org/drawingml/2006/picture">
+                  <pic:nvPicPr>
+                    <pic:cNvPr id="422468642" name=""/>
+                    <pic:cNvPicPr/>
+                  </pic:nvPicPr>
+                  <pic:blipFill rotWithShape="1">
+                    <a:blip r:embed="rId8"/>
+                    <a:srcRect l="70105" t="40591" b="31908"/>
+                    <a:stretch>
+                      <a:fillRect/>
+                    </a:stretch>
+                  </pic:blipFill>
+                  <pic:spPr bwMode="auto">
+                    <a:xfrm>
+                      <a:off x="0" y="0"/>
+                      <a:ext cx="4109971" cy="3560738"/>
+                    </a:xfrm>
+                    <a:prstGeom prst="rect">
+                      <a:avLst/>
+                    </a:prstGeom>
+                    <a:ln>
+                      <a:noFill/>
+                    </a:ln>
+                    <a:extLst>
+                      <a:ext uri="{53640926-AAD7-44D8-BBD7-CCE9431645EC}">
+                        <a14:shadowObscured xmlns:a14="http://schemas.microsoft.com/office/drawing/2010/main"/>
+                      </a:ext>
+                    </a:extLst>
+                  </pic:spPr>
+                </pic:pic>
+              </a:graphicData>
+            </a:graphic>
+          </wp:inline>
+        </w:drawing>
+      </w:r>
+    </w:p>
+    <w:p>
+      <w:pPr>
+        <w:spacing w:before="200" w:after="80"/>
+        <w:rPr>
+          <w:rFonts w:ascii="Times New Roman" w:hAnsi="Times New Roman" w:cs="Times New Roman"/>
+          <w:color w:val="000000" w:themeColor="text1"/>
+        </w:rPr>
+      </w:pPr>
+      <w:r>
+        <w:rPr>
+          <w:rFonts w:ascii="Times New Roman" w:hAnsi="Times New Roman" w:cs="Times New Roman"/>
+          <w:b/>
+          <w:bCs/>
+          <w:color w:val="000000" w:themeColor="text1"/>
+        </w:rPr>
+        <w:t>График (д): Сравнение аналитики и численной схемы</w:t>
+      </w:r>
+    </w:p>
+    <w:p>
+      <w:pPr>
+        <w:spacing w:after="120" w:line="276" w:lineRule="auto"/>
+        <w:ind w:firstLine="567"/>
+        <w:rPr>
+          <w:rFonts w:ascii="Times New Roman" w:hAnsi="Times New Roman" w:cs="Times New Roman"/>
+        </w:rPr>
+      </w:pPr>
+      <w:r>
+        <w:rPr>
+          <w:rFonts w:ascii="Times New Roman" w:hAnsi="Times New Roman" w:cs="Times New Roman"/>
+        </w:rPr>
+        <w:t>Аналитическая формула и разностная схема по виткам дают совпадающие результаты для всех трёх спутников с расхождением менее 0</w:t>
+      </w:r>
+      <w:r>
+        <w:rPr>
+          <w:rFonts w:ascii="Times New Roman" w:hAnsi="Times New Roman" w:cs="Times New Roman"/>
+        </w:rPr>
+        <w:t>,</w:t>
+      </w:r>
+      <w:r>
+        <w:rPr>
+          <w:rFonts w:ascii="Times New Roman" w:hAnsi="Times New Roman" w:cs="Times New Roman"/>
+        </w:rPr>
+        <w:t>1%. Это взаимно подтверждает корректность обоих методов.</w:t>
+      </w:r>
+    </w:p>
+    <w:p>
+      <w:pPr>
+        <w:spacing w:before="200" w:after="80"/>
+        <w:rPr>
+          <w:rFonts w:ascii="Times New Roman" w:hAnsi="Times New Roman" w:cs="Times New Roman"/>
+          <w:b/>
+          <w:bCs/>
+          <w:color w:val="000000" w:themeColor="text1"/>
+        </w:rPr>
+      </w:pPr>
+      <w:r>
+        <w:rPr>
+          <w:rFonts w:ascii="Times New Roman" w:hAnsi="Times New Roman" w:cs="Times New Roman"/>
+          <w:noProof/>
+          <w:lang w:val="en-US"/>
+        </w:rPr>
+        <w:drawing>
+          <wp:inline distT="0" distB="0" distL="0" distR="0" wp14:anchorId="5DC03BD6" wp14:editId="0035D6B1">
+            <wp:extent cx="3764280" cy="3202303"/>
+            <wp:effectExtent l="0" t="0" r="7620" b="0"/>
+            <wp:docPr id="876300506" name="Рисунок 1"/>
+            <wp:cNvGraphicFramePr>
+              <a:graphicFrameLocks xmlns:a="http://schemas.openxmlformats.org/drawingml/2006/main" noChangeAspect="1"/>
+            </wp:cNvGraphicFramePr>
+            <a:graphic xmlns:a="http://schemas.openxmlformats.org/drawingml/2006/main">
+              <a:graphicData uri="http://schemas.openxmlformats.org/drawingml/2006/picture">
+                <pic:pic xmlns:pic="http://schemas.openxmlformats.org/drawingml/2006/picture">
+                  <pic:nvPicPr>
+                    <pic:cNvPr id="422468642" name=""/>
+                    <pic:cNvPicPr/>
+                  </pic:nvPicPr>
+                  <pic:blipFill rotWithShape="1">
+                    <a:blip r:embed="rId8"/>
+                    <a:srcRect l="1868" t="70868" r="65881"/>
+                    <a:stretch>
+                      <a:fillRect/>
+                    </a:stretch>
+                  </pic:blipFill>
+                  <pic:spPr bwMode="auto">
+                    <a:xfrm>
+                      <a:off x="0" y="0"/>
+                      <a:ext cx="3770926" cy="3207957"/>
+                    </a:xfrm>
+                    <a:prstGeom prst="rect">
+                      <a:avLst/>
+                    </a:prstGeom>
+                    <a:ln>
+                      <a:noFill/>
+                    </a:ln>
+                    <a:extLst>
+                      <a:ext uri="{53640926-AAD7-44D8-BBD7-CCE9431645EC}">
+                        <a14:shadowObscured xmlns:a14="http://schemas.microsoft.com/office/drawing/2010/main"/>
+                      </a:ext>
+                    </a:extLst>
+                  </pic:spPr>
+                </pic:pic>
+              </a:graphicData>
+            </a:graphic>
+          </wp:inline>
+        </w:drawing>
+      </w:r>
+    </w:p>
+    <w:p>
+      <w:pPr>
+        <w:spacing w:before="200" w:after="80"/>
+        <w:rPr>
+          <w:rFonts w:ascii="Times New Roman" w:hAnsi="Times New Roman" w:cs="Times New Roman"/>
+          <w:color w:val="000000" w:themeColor="text1"/>
+        </w:rPr>
+      </w:pPr>
+      <w:r>
+        <w:rPr>
+          <w:rFonts w:ascii="Times New Roman" w:hAnsi="Times New Roman" w:cs="Times New Roman"/>
+          <w:b/>
+          <w:bCs/>
+          <w:color w:val="000000" w:themeColor="text1"/>
+        </w:rPr>
+        <w:t>График (е): Двумерная траектория</w:t>
+      </w:r>
+    </w:p>
+    <w:p>
+      <w:pPr>
+        <w:spacing w:after="120" w:line="276" w:lineRule="auto"/>
+        <w:ind w:firstLine="567"/>
+        <w:rPr>
+          <w:rFonts w:ascii="Times New Roman" w:hAnsi="Times New Roman" w:cs="Times New Roman"/>
+        </w:rPr>
+      </w:pPr>
+      <w:r>
+        <w:rPr>
+          <w:rFonts w:ascii="Times New Roman" w:hAnsi="Times New Roman" w:cs="Times New Roman"/>
+        </w:rPr>
         <w:t xml:space="preserve">За 4 витка траектория выглядит идеальной окружностью </w:t>
       </w:r>
       <w:r>
@@ -9699,6 +10075,70 @@
           <w:rFonts w:ascii="Times New Roman" w:hAnsi="Times New Roman" w:cs="Times New Roman"/>
         </w:rPr>
         <w:t xml:space="preserve"> и оправдывает использование одномерной модели.</w:t>
+      </w:r>
+    </w:p>
+    <w:p>
+      <w:pPr>
+        <w:spacing w:before="200" w:after="80"/>
+        <w:rPr>
+          <w:rFonts w:ascii="Times New Roman" w:hAnsi="Times New Roman" w:cs="Times New Roman"/>
+          <w:b/>
+          <w:bCs/>
+          <w:color w:val="000000" w:themeColor="text1"/>
+          <w:lang w:val="en-US"/>
+        </w:rPr>
+      </w:pPr>
+      <w:r>
+        <w:rPr>
+          <w:rFonts w:ascii="Times New Roman" w:hAnsi="Times New Roman" w:cs="Times New Roman"/>
+          <w:noProof/>
+          <w:lang w:val="en-US"/>
+        </w:rPr>
+        <w:lastRenderedPageBreak/>
+        <w:drawing>
+          <wp:inline distT="0" distB="0" distL="0" distR="0" wp14:anchorId="10C6FA87" wp14:editId="157DB26B">
+            <wp:extent cx="6056012" cy="2484120"/>
+            <wp:effectExtent l="0" t="0" r="1905" b="0"/>
+            <wp:docPr id="1460731637" name="Рисунок 1"/>
+            <wp:cNvGraphicFramePr>
+              <a:graphicFrameLocks xmlns:a="http://schemas.openxmlformats.org/drawingml/2006/main" noChangeAspect="1"/>
+            </wp:cNvGraphicFramePr>
+            <a:graphic xmlns:a="http://schemas.openxmlformats.org/drawingml/2006/main">
+              <a:graphicData uri="http://schemas.openxmlformats.org/drawingml/2006/picture">
+                <pic:pic xmlns:pic="http://schemas.openxmlformats.org/drawingml/2006/picture">
+                  <pic:nvPicPr>
+                    <pic:cNvPr id="422468642" name=""/>
+                    <pic:cNvPicPr/>
+                  </pic:nvPicPr>
+                  <pic:blipFill rotWithShape="1">
+                    <a:blip r:embed="rId8"/>
+                    <a:srcRect l="35239" t="71794"/>
+                    <a:stretch>
+                      <a:fillRect/>
+                    </a:stretch>
+                  </pic:blipFill>
+                  <pic:spPr bwMode="auto">
+                    <a:xfrm>
+                      <a:off x="0" y="0"/>
+                      <a:ext cx="6067714" cy="2488920"/>
+                    </a:xfrm>
+                    <a:prstGeom prst="rect">
+                      <a:avLst/>
+                    </a:prstGeom>
+                    <a:ln>
+                      <a:noFill/>
+                    </a:ln>
+                    <a:extLst>
+                      <a:ext uri="{53640926-AAD7-44D8-BBD7-CCE9431645EC}">
+                        <a14:shadowObscured xmlns:a14="http://schemas.microsoft.com/office/drawing/2010/main"/>
+                      </a:ext>
+                    </a:extLst>
+                  </pic:spPr>
+                </pic:pic>
+              </a:graphicData>
+            </a:graphic>
+          </wp:inline>
+        </w:drawing>
       </w:r>
     </w:p>
     <w:p>
@@ -9858,7 +10298,7 @@
                     <pic:cNvPicPr/>
                   </pic:nvPicPr>
                   <pic:blipFill>
-                    <a:blip r:embed="rId9"/>
+                    <a:blip r:embed="rId10"/>
                     <a:stretch>
                       <a:fillRect/>
                     </a:stretch>
@@ -10155,7 +10595,19 @@
         <w:rPr>
           <w:rFonts w:ascii="Times New Roman" w:hAnsi="Times New Roman" w:cs="Times New Roman"/>
         </w:rPr>
-        <w:t xml:space="preserve">44 раза. Более </w:t>
+        <w:t xml:space="preserve">44 раза. </w:t>
+      </w:r>
+      <w:r>
+        <w:rPr>
+          <w:rFonts w:ascii="Times New Roman" w:hAnsi="Times New Roman" w:cs="Times New Roman"/>
+        </w:rPr>
+        <w:t>Около</w:t>
+      </w:r>
+      <w:r>
+        <w:rPr>
+          <w:rFonts w:ascii="Times New Roman" w:hAnsi="Times New Roman" w:cs="Times New Roman"/>
+        </w:rPr>
+        <w:t xml:space="preserve"> </w:t>
       </w:r>
       <w:r>
         <w:rPr>
@@ -10167,7 +10619,13 @@
         <w:rPr>
           <w:rFonts w:ascii="Times New Roman" w:hAnsi="Times New Roman" w:cs="Times New Roman"/>
         </w:rPr>
-        <w:t>0% времени жизни спутник проводит выше 300 км.</w:t>
+        <w:t>6</w:t>
+      </w:r>
+      <w:r>
+        <w:rPr>
+          <w:rFonts w:ascii="Times New Roman" w:hAnsi="Times New Roman" w:cs="Times New Roman"/>
+        </w:rPr>
+        <w:t>% времени жизни спутник проводит выше 300 км.</w:t>
       </w:r>
     </w:p>
     <w:p>
@@ -10186,6 +10644,7 @@
         <w:rPr>
           <w:rFonts w:ascii="Times New Roman" w:hAnsi="Times New Roman" w:cs="Times New Roman"/>
         </w:rPr>
+        <w:lastRenderedPageBreak/>
         <w:t xml:space="preserve">Баллистический коэффициент </w:t>
       </w:r>
       <m:oMath>
@@ -10283,7 +10742,6 @@
         <w:rPr>
           <w:rFonts w:ascii="Times New Roman" w:hAnsi="Times New Roman" w:cs="Times New Roman"/>
         </w:rPr>
-        <w:lastRenderedPageBreak/>
         <w:t>Разностная схема по виткам при шаге 1 виток даёт погрешность &lt;0</w:t>
       </w:r>
       <w:r>
@@ -10391,7 +10849,7 @@
         </w:rPr>
         <w:t xml:space="preserve">: </w:t>
       </w:r>
-      <w:hyperlink r:id="rId10" w:history="1">
+      <w:hyperlink r:id="rId11" w:history="1">
         <w:r>
           <w:rPr>
             <w:rStyle w:val="a5"/>
